--- a/atelier/atelier_073.docx
+++ b/atelier/atelier_073.docx
@@ -651,7 +651,7 @@
                 <w:sz w:val="18"/>
                 <w:szCs w:val="18"/>
               </w:rPr>
-              <w:t xml:space="preserve">  Durée totale typique : ........... min   (cible D05 : &lt; 15)</w:t>
+              <w:t xml:space="preserve"> Durée totale typique :........... min (cible D05 : &lt; 15)</w:t>
             </w:r>
           </w:p>
           <w:p>
@@ -671,67 +671,67 @@
                 <w:sz w:val="18"/>
                 <w:szCs w:val="18"/>
               </w:rPr>
-              <w:t xml:space="preserve">  Stage          Durée moy.   % du total   Utile / Perdu ?</w:t>
-            </w:r>
-          </w:p>
-          <w:p>
-            <w:r>
-              <w:rPr>
-                <w:rFonts w:ascii="Consolas" w:cs="Consolas" w:eastAsia="Consolas" w:hAnsi="Consolas"/>
-                <w:sz w:val="18"/>
-                <w:szCs w:val="18"/>
-              </w:rPr>
-              <w:t xml:space="preserve">  ───────────    ──────────   ──────────   ───────────────</w:t>
-            </w:r>
-          </w:p>
-          <w:p>
-            <w:r>
-              <w:rPr>
-                <w:rFonts w:ascii="Consolas" w:cs="Consolas" w:eastAsia="Consolas" w:hAnsi="Consolas"/>
-                <w:sz w:val="18"/>
-                <w:szCs w:val="18"/>
-              </w:rPr>
-              <w:t xml:space="preserve">  build          .... min       ... %      [ ............. ]</w:t>
-            </w:r>
-          </w:p>
-          <w:p>
-            <w:r>
-              <w:rPr>
-                <w:rFonts w:ascii="Consolas" w:cs="Consolas" w:eastAsia="Consolas" w:hAnsi="Consolas"/>
-                <w:sz w:val="18"/>
-                <w:szCs w:val="18"/>
-              </w:rPr>
-              <w:t xml:space="preserve">  test           .... min       ... %      [ ............. ]</w:t>
-            </w:r>
-          </w:p>
-          <w:p>
-            <w:r>
-              <w:rPr>
-                <w:rFonts w:ascii="Consolas" w:cs="Consolas" w:eastAsia="Consolas" w:hAnsi="Consolas"/>
-                <w:sz w:val="18"/>
-                <w:szCs w:val="18"/>
-              </w:rPr>
-              <w:t xml:space="preserve">  package        .... min       ... %      [ ............. ]</w:t>
-            </w:r>
-          </w:p>
-          <w:p>
-            <w:r>
-              <w:rPr>
-                <w:rFonts w:ascii="Consolas" w:cs="Consolas" w:eastAsia="Consolas" w:hAnsi="Consolas"/>
-                <w:sz w:val="18"/>
-                <w:szCs w:val="18"/>
-              </w:rPr>
-              <w:t xml:space="preserve">  deploy         .... min       ... %      [ ............. ]</w:t>
-            </w:r>
-          </w:p>
-          <w:p>
-            <w:r>
-              <w:rPr>
-                <w:rFonts w:ascii="Consolas" w:cs="Consolas" w:eastAsia="Consolas" w:hAnsi="Consolas"/>
-                <w:sz w:val="18"/>
-                <w:szCs w:val="18"/>
-              </w:rPr>
-              <w:t xml:space="preserve">  ───────────    ──────────   ──────────</w:t>
+              <w:t xml:space="preserve"> Stage Durée moy. % du total Utile / Perdu ?</w:t>
+            </w:r>
+          </w:p>
+          <w:p>
+            <w:r>
+              <w:rPr>
+                <w:rFonts w:ascii="Consolas" w:cs="Consolas" w:eastAsia="Consolas" w:hAnsi="Consolas"/>
+                <w:sz w:val="18"/>
+                <w:szCs w:val="18"/>
+              </w:rPr>
+              <w:t xml:space="preserve"> ─────────── ────────── ────────── ───────────────</w:t>
+            </w:r>
+          </w:p>
+          <w:p>
+            <w:r>
+              <w:rPr>
+                <w:rFonts w:ascii="Consolas" w:cs="Consolas" w:eastAsia="Consolas" w:hAnsi="Consolas"/>
+                <w:sz w:val="18"/>
+                <w:szCs w:val="18"/>
+              </w:rPr>
+              <w:t xml:space="preserve"> build.... min... % [............. ]</w:t>
+            </w:r>
+          </w:p>
+          <w:p>
+            <w:r>
+              <w:rPr>
+                <w:rFonts w:ascii="Consolas" w:cs="Consolas" w:eastAsia="Consolas" w:hAnsi="Consolas"/>
+                <w:sz w:val="18"/>
+                <w:szCs w:val="18"/>
+              </w:rPr>
+              <w:t xml:space="preserve"> test.... min... % [............. ]</w:t>
+            </w:r>
+          </w:p>
+          <w:p>
+            <w:r>
+              <w:rPr>
+                <w:rFonts w:ascii="Consolas" w:cs="Consolas" w:eastAsia="Consolas" w:hAnsi="Consolas"/>
+                <w:sz w:val="18"/>
+                <w:szCs w:val="18"/>
+              </w:rPr>
+              <w:t xml:space="preserve"> package.... min... % [............. ]</w:t>
+            </w:r>
+          </w:p>
+          <w:p>
+            <w:r>
+              <w:rPr>
+                <w:rFonts w:ascii="Consolas" w:cs="Consolas" w:eastAsia="Consolas" w:hAnsi="Consolas"/>
+                <w:sz w:val="18"/>
+                <w:szCs w:val="18"/>
+              </w:rPr>
+              <w:t xml:space="preserve"> deploy.... min... % [............. ]</w:t>
+            </w:r>
+          </w:p>
+          <w:p>
+            <w:r>
+              <w:rPr>
+                <w:rFonts w:ascii="Consolas" w:cs="Consolas" w:eastAsia="Consolas" w:hAnsi="Consolas"/>
+                <w:sz w:val="18"/>
+                <w:szCs w:val="18"/>
+              </w:rPr>
+              <w:t xml:space="preserve"> ─────────── ────────── ──────────</w:t>
             </w:r>
           </w:p>
           <w:p>
@@ -751,27 +751,27 @@
                 <w:sz w:val="18"/>
                 <w:szCs w:val="18"/>
               </w:rPr>
-              <w:t xml:space="preserve">  GOULOT DOMINANT : ........................  (... % du total)</w:t>
-            </w:r>
-          </w:p>
-          <w:p>
-            <w:r>
-              <w:rPr>
-                <w:rFonts w:ascii="Consolas" w:cs="Consolas" w:eastAsia="Consolas" w:hAnsi="Consolas"/>
-                <w:sz w:val="18"/>
-                <w:szCs w:val="18"/>
-              </w:rPr>
-              <w:t xml:space="preserve">    job précis en cause : ......................</w:t>
-            </w:r>
-          </w:p>
-          <w:p>
-            <w:r>
-              <w:rPr>
-                <w:rFonts w:ascii="Consolas" w:cs="Consolas" w:eastAsia="Consolas" w:hAnsi="Consolas"/>
-                <w:sz w:val="18"/>
-                <w:szCs w:val="18"/>
-              </w:rPr>
-              <w:t xml:space="preserve">    nature : [ temps utile / dépendances / runner / Docker ]</w:t>
+              <w:t xml:space="preserve"> GOULOT DOMINANT :........................ (... % du total)</w:t>
+            </w:r>
+          </w:p>
+          <w:p>
+            <w:r>
+              <w:rPr>
+                <w:rFonts w:ascii="Consolas" w:cs="Consolas" w:eastAsia="Consolas" w:hAnsi="Consolas"/>
+                <w:sz w:val="18"/>
+                <w:szCs w:val="18"/>
+              </w:rPr>
+              <w:t xml:space="preserve"> job précis en cause :......................</w:t>
+            </w:r>
+          </w:p>
+          <w:p>
+            <w:r>
+              <w:rPr>
+                <w:rFonts w:ascii="Consolas" w:cs="Consolas" w:eastAsia="Consolas" w:hAnsi="Consolas"/>
+                <w:sz w:val="18"/>
+                <w:szCs w:val="18"/>
+              </w:rPr>
+              <w:t xml:space="preserve"> nature : [ temps utile / dépendances / runner / Docker ]</w:t>
             </w:r>
           </w:p>
           <w:p>
@@ -791,17 +791,17 @@
                 <w:sz w:val="18"/>
                 <w:szCs w:val="18"/>
               </w:rPr>
-              <w:t xml:space="preserve">  Hypothèse de gain (sans s'engager) : ............</w:t>
-            </w:r>
-          </w:p>
-          <w:p>
-            <w:r>
-              <w:rPr>
-                <w:rFonts w:ascii="Consolas" w:cs="Consolas" w:eastAsia="Consolas" w:hAnsi="Consolas"/>
-                <w:sz w:val="18"/>
-                <w:szCs w:val="18"/>
-              </w:rPr>
-              <w:t xml:space="preserve">    -&gt; à traiter au palier suivant (cache, parallélisation, Docker)</w:t>
+              <w:t xml:space="preserve"> Hypothèse de gain (sans s'engager) :............</w:t>
+            </w:r>
+          </w:p>
+          <w:p>
+            <w:r>
+              <w:rPr>
+                <w:rFonts w:ascii="Consolas" w:cs="Consolas" w:eastAsia="Consolas" w:hAnsi="Consolas"/>
+                <w:sz w:val="18"/>
+                <w:szCs w:val="18"/>
+              </w:rPr>
+              <w:t xml:space="preserve"> -&gt; à traiter au palier suivant (cache, parallélisation, Docker)</w:t>
             </w:r>
           </w:p>
         </w:tc>
@@ -1076,7 +1076,7 @@
         <w:spacing w:after="120"/>
       </w:pPr>
       <w:r>
-        <w:t xml:space="preserve">Cet atelier est volontairement un diagnostic : il ne corrige rien, il cible. Les paliers suivants de D05 traitent le goulot identifié ici — le cache des dépendances (souvent le gain le plus rapide, relevé comme tel par le coach sur l’item #74), la parallélisation des stages indépendants, l’optimisation des images Docker, puis l’ancrage de seuils de durée dans le pipeline. La baseline posée aujourd’hui est ce qui permettra de prouver chacun de ces gains.</w:t>
+        <w:t xml:space="preserve">Cet atelier est volontairement un diagnostic : il ne corrige rien, il cible. Les paliers suivants de D05 traitent le goulot identifié ici — le cache des dépendances (souvent le gain le plus rapide, relevé comme tel par le coach sur l’item), la parallélisation des stages indépendants, l’optimisation des images Docker, puis l’ancrage de seuils de durée dans le pipeline. La baseline posée aujourd’hui est ce qui permettra de prouver chacun de ces gains.</w:t>
       </w:r>
     </w:p>
     <w:p>
